--- a/Tailored_CVs/Shinoy_EUROPEAN_DYNAMICS_Test_Analyst.docx
+++ b/Tailored_CVs/Shinoy_EUROPEAN_DYNAMICS_Test_Analyst.docx
@@ -70,7 +70,7 @@
           <w:b w:val="0"/>
           <w:sz w:val="19"/>
         </w:rPr>
-        <w:t>I am a QA Automation Engineer with over 8 years of experience building scalable test frameworks using Java and TypeScript. My background includes designing automated CI/CD pipelines, validating backend data with SQL, and collaborating closely with cross-functional teams to reduce defect leakage. I have strong experience in both automated and manual testing methodologies within regulated financial environments.</w:t>
+        <w:t>I am a QA automation engineer with over 8 years of experience building scalable test frameworks using Java Selenium, Playwright, and BDD Cucumber. My background includes designing functional automated tests, executing manual and exploratory test scenarios, and managing defects within financial and banking environments. I am comfortable collaborating with cross-functional teams to define test plans and support API integrations. I hold a valid EU residence permit and am ready to contribute from a remote or on-site setup.</w:t>
       </w:r>
     </w:p>
     <w:p>
@@ -288,7 +288,7 @@
           <w:b w:val="0"/>
           <w:sz w:val="18"/>
         </w:rPr>
-        <w:t>▸ Defined test cases, designed automated GUI tests using Selenium, and executed functional API tests to support software quality across banking platforms.</w:t>
+        <w:t>▸ Designed and executed automated GUI and API tests using Java Selenium and RestAssured to validate complex microservices and backend financial workflows.</w:t>
       </w:r>
     </w:p>
     <w:p>
@@ -301,7 +301,7 @@
           <w:b w:val="0"/>
           <w:sz w:val="18"/>
         </w:rPr>
-        <w:t>▸ Built and maintained scalable test automation frameworks using Java Selenium and Playwright TypeScript for complex microservices workflows.</w:t>
+        <w:t>▸ Created a test automation framework from scratch using Java Selenium and BDD Cucumber to test payment processing systems and ensure high release stability.</w:t>
       </w:r>
     </w:p>
     <w:p>
@@ -314,7 +314,7 @@
           <w:b w:val="0"/>
           <w:sz w:val="18"/>
         </w:rPr>
-        <w:t>▸ Executed complex Oracle SQL queries to validate backend datasets and ensure data integrity during credit risk and financial processing.</w:t>
+        <w:t>▸ Performed manual regression testing, exploratory testing, and sanity runs on deployment builds to catch issues early and support rapid release cycles.</w:t>
       </w:r>
     </w:p>
     <w:p>
@@ -327,7 +327,7 @@
           <w:b w:val="0"/>
           <w:sz w:val="18"/>
         </w:rPr>
-        <w:t>▸ Performed functional manual test scenarios, exploratory testing, and managed defect tracking to maintain high release stability.</w:t>
+        <w:t>▸ Managed defect tracking on JIRA and maintained HP ALM to align test reporting with business requirements and integration needs.</w:t>
       </w:r>
     </w:p>
     <w:p>
